--- a/插件详细手册/15.对话框/关于对话框气泡效果.docx
+++ b/插件详细手册/15.对话框/关于对话框气泡效果.docx
@@ -1175,7 +1175,7 @@
           <v:shape id="_x0000_i1025" type="#_x0000_t75" style="width:679.8pt;height:133.2pt" o:ole="">
             <v:imagedata r:id="rId10" o:title=""/>
           </v:shape>
-          <o:OLEObject Type="Embed" ProgID="Visio.Drawing.15" ShapeID="_x0000_i1025" DrawAspect="Content" ObjectID="_1815237512" r:id="rId11"/>
+          <o:OLEObject Type="Embed" ProgID="Visio.Drawing.15" ShapeID="_x0000_i1025" DrawAspect="Content" ObjectID="_1817314670" r:id="rId11"/>
         </w:object>
       </w:r>
     </w:p>
@@ -2947,7 +2947,7 @@
         <w:adjustRightInd w:val="0"/>
         <w:snapToGrid w:val="0"/>
         <w:rPr>
-          <w:rFonts w:ascii="Tahoma" w:eastAsia="微软雅黑" w:hAnsi="Tahoma" w:hint="eastAsia"/>
+          <w:rFonts w:ascii="Tahoma" w:eastAsia="微软雅黑" w:hAnsi="Tahoma"/>
           <w:kern w:val="0"/>
           <w:sz w:val="22"/>
         </w:rPr>
@@ -2968,7 +2968,7 @@
         <w:snapToGrid w:val="0"/>
         <w:jc w:val="center"/>
         <w:rPr>
-          <w:rFonts w:ascii="Tahoma" w:eastAsia="微软雅黑" w:hAnsi="Tahoma" w:hint="eastAsia"/>
+          <w:rFonts w:ascii="Tahoma" w:eastAsia="微软雅黑" w:hAnsi="Tahoma"/>
           <w:kern w:val="0"/>
           <w:sz w:val="22"/>
         </w:rPr>
@@ -3622,7 +3622,7 @@
         <w:widowControl/>
         <w:jc w:val="left"/>
         <w:rPr>
-          <w:rFonts w:ascii="Tahoma" w:eastAsia="微软雅黑" w:hAnsi="Tahoma" w:hint="eastAsia"/>
+          <w:rFonts w:ascii="Tahoma" w:eastAsia="微软雅黑" w:hAnsi="Tahoma"/>
           <w:kern w:val="0"/>
           <w:sz w:val="22"/>
         </w:rPr>
@@ -3685,6 +3685,14 @@
           <w:kern w:val="0"/>
           <w:sz w:val="22"/>
         </w:rPr>
+        <w:t>皮肤</w:t>
+      </w:r>
+      <w:r>
+        <w:rPr>
+          <w:rFonts w:ascii="Tahoma" w:eastAsia="微软雅黑" w:hAnsi="Tahoma" w:hint="eastAsia"/>
+          <w:kern w:val="0"/>
+          <w:sz w:val="22"/>
+        </w:rPr>
         <w:t>除了装饰自己，还</w:t>
       </w:r>
       <w:r>
@@ -3693,15 +3701,7 @@
           <w:kern w:val="0"/>
           <w:sz w:val="22"/>
         </w:rPr>
-        <w:t>包含</w:t>
-      </w:r>
-      <w:r>
-        <w:rPr>
-          <w:rFonts w:ascii="Tahoma" w:eastAsia="微软雅黑" w:hAnsi="Tahoma" w:hint="eastAsia"/>
-          <w:kern w:val="0"/>
-          <w:sz w:val="22"/>
-        </w:rPr>
-        <w:t>其它</w:t>
+        <w:t>能装饰</w:t>
       </w:r>
       <w:r>
         <w:rPr>
@@ -3726,11 +3726,120 @@
       </w:pPr>
       <w:r>
         <w:rPr>
-          <w:rFonts w:ascii="Tahoma" w:eastAsia="微软雅黑" w:hAnsi="Tahoma" w:hint="eastAsia"/>
-          <w:kern w:val="0"/>
-          <w:sz w:val="22"/>
-        </w:rPr>
-        <w:t>这些子</w:t>
+          <w:rFonts w:ascii="Tahoma" w:eastAsia="微软雅黑" w:hAnsi="Tahoma"/>
+          <w:kern w:val="0"/>
+          <w:sz w:val="22"/>
+        </w:rPr>
+        <w:tab/>
+      </w:r>
+      <w:r>
+        <w:rPr>
+          <w:rFonts w:ascii="Tahoma" w:eastAsia="微软雅黑" w:hAnsi="Tahoma" w:hint="eastAsia"/>
+          <w:kern w:val="0"/>
+          <w:sz w:val="22"/>
+        </w:rPr>
+        <w:t>◆</w:t>
+      </w:r>
+      <w:r>
+        <w:rPr>
+          <w:rFonts w:ascii="Tahoma" w:eastAsia="微软雅黑" w:hAnsi="Tahoma"/>
+          <w:kern w:val="0"/>
+          <w:sz w:val="22"/>
+        </w:rPr>
+        <w:t>Drill_DialogSkin</w:t>
+      </w:r>
+      <w:r>
+        <w:rPr>
+          <w:rFonts w:ascii="Tahoma" w:eastAsia="微软雅黑" w:hAnsi="Tahoma"/>
+          <w:kern w:val="0"/>
+          <w:sz w:val="22"/>
+        </w:rPr>
+        <w:tab/>
+      </w:r>
+      <w:r>
+        <w:rPr>
+          <w:rFonts w:ascii="Tahoma" w:eastAsia="微软雅黑" w:hAnsi="Tahoma"/>
+          <w:kern w:val="0"/>
+          <w:sz w:val="22"/>
+        </w:rPr>
+        <w:tab/>
+      </w:r>
+      <w:r>
+        <w:rPr>
+          <w:rFonts w:ascii="Tahoma" w:eastAsia="微软雅黑" w:hAnsi="Tahoma"/>
+          <w:kern w:val="0"/>
+          <w:sz w:val="22"/>
+        </w:rPr>
+        <w:tab/>
+      </w:r>
+      <w:r>
+        <w:rPr>
+          <w:rFonts w:ascii="Tahoma" w:eastAsia="微软雅黑" w:hAnsi="Tahoma"/>
+          <w:kern w:val="0"/>
+          <w:sz w:val="22"/>
+        </w:rPr>
+        <w:tab/>
+      </w:r>
+      <w:r>
+        <w:rPr>
+          <w:rFonts w:ascii="Tahoma" w:eastAsia="微软雅黑" w:hAnsi="Tahoma"/>
+          <w:kern w:val="0"/>
+          <w:sz w:val="22"/>
+        </w:rPr>
+        <w:tab/>
+      </w:r>
+      <w:r>
+        <w:rPr>
+          <w:rFonts w:ascii="Tahoma" w:eastAsia="微软雅黑" w:hAnsi="Tahoma" w:hint="eastAsia"/>
+          <w:kern w:val="0"/>
+          <w:sz w:val="22"/>
+        </w:rPr>
+        <w:t>对话框</w:t>
+      </w:r>
+      <w:r>
+        <w:rPr>
+          <w:rFonts w:ascii="Tahoma" w:eastAsia="微软雅黑" w:hAnsi="Tahoma" w:hint="eastAsia"/>
+          <w:kern w:val="0"/>
+          <w:sz w:val="22"/>
+        </w:rPr>
+        <w:t xml:space="preserve"> - </w:t>
+      </w:r>
+      <w:r>
+        <w:rPr>
+          <w:rFonts w:ascii="Tahoma" w:eastAsia="微软雅黑" w:hAnsi="Tahoma" w:hint="eastAsia"/>
+          <w:kern w:val="0"/>
+          <w:sz w:val="22"/>
+        </w:rPr>
+        <w:t>对话框皮肤</w:t>
+      </w:r>
+    </w:p>
+    <w:p>
+      <w:pPr>
+        <w:widowControl/>
+        <w:adjustRightInd w:val="0"/>
+        <w:snapToGrid w:val="0"/>
+        <w:jc w:val="left"/>
+        <w:rPr>
+          <w:rFonts w:ascii="Tahoma" w:eastAsia="微软雅黑" w:hAnsi="Tahoma"/>
+          <w:kern w:val="0"/>
+          <w:sz w:val="22"/>
+        </w:rPr>
+      </w:pPr>
+      <w:r>
+        <w:rPr>
+          <w:rFonts w:ascii="Tahoma" w:eastAsia="微软雅黑" w:hAnsi="Tahoma" w:hint="eastAsia"/>
+          <w:kern w:val="0"/>
+          <w:sz w:val="22"/>
+        </w:rPr>
+        <w:t>其</w:t>
+      </w:r>
+      <w:r>
+        <w:rPr>
+          <w:rFonts w:ascii="Tahoma" w:eastAsia="微软雅黑" w:hAnsi="Tahoma" w:hint="eastAsia"/>
+          <w:kern w:val="0"/>
+          <w:sz w:val="22"/>
+        </w:rPr>
+        <w:t>子</w:t>
       </w:r>
       <w:r>
         <w:rPr>
@@ -3759,7 +3868,36 @@
           <w:kern w:val="0"/>
           <w:sz w:val="22"/>
         </w:rPr>
-        <w:t>同理，气泡的对话框，也能分别对子窗口进行样式配置。</w:t>
+        <w:t>同理，气泡的对话框，</w:t>
+      </w:r>
+    </w:p>
+    <w:p>
+      <w:pPr>
+        <w:widowControl/>
+        <w:adjustRightInd w:val="0"/>
+        <w:snapToGrid w:val="0"/>
+        <w:jc w:val="left"/>
+        <w:rPr>
+          <w:rFonts w:ascii="Tahoma" w:eastAsia="微软雅黑" w:hAnsi="Tahoma"/>
+          <w:kern w:val="0"/>
+          <w:sz w:val="22"/>
+        </w:rPr>
+      </w:pPr>
+      <w:r>
+        <w:rPr>
+          <w:rFonts w:ascii="Tahoma" w:eastAsia="微软雅黑" w:hAnsi="Tahoma" w:hint="eastAsia"/>
+          <w:kern w:val="0"/>
+          <w:sz w:val="22"/>
+        </w:rPr>
+        <w:t>因为基于对话框皮肤，所以</w:t>
+      </w:r>
+      <w:r>
+        <w:rPr>
+          <w:rFonts w:ascii="Tahoma" w:eastAsia="微软雅黑" w:hAnsi="Tahoma" w:hint="eastAsia"/>
+          <w:kern w:val="0"/>
+          <w:sz w:val="22"/>
+        </w:rPr>
+        <w:t>也能分别对子窗口进行样式配置。</w:t>
       </w:r>
     </w:p>
     <w:p>
@@ -4006,7 +4144,7 @@
         <w:rPr>
           <w:rFonts w:hint="eastAsia"/>
         </w:rPr>
-        <w:t>扩展结构</w:t>
+        <w:t>扩展</w:t>
       </w:r>
     </w:p>
     <w:p>
@@ -4025,7 +4163,15 @@
           <w:sz w:val="22"/>
           <w:szCs w:val="22"/>
         </w:rPr>
-        <w:t>1）窗口皮肤的装饰插件</w:t>
+        <w:t>1）皮肤的装饰</w:t>
+      </w:r>
+      <w:r>
+        <w:rPr>
+          <w:rFonts w:ascii="微软雅黑" w:eastAsia="微软雅黑" w:hAnsi="微软雅黑" w:hint="eastAsia"/>
+          <w:sz w:val="22"/>
+          <w:szCs w:val="22"/>
+        </w:rPr>
+        <w:t>扩展</w:t>
       </w:r>
     </w:p>
     <w:p>
@@ -4501,7 +4647,23 @@
           <w:sz w:val="22"/>
           <w:szCs w:val="22"/>
         </w:rPr>
-        <w:t>）GIF效果</w:t>
+        <w:t>）GIF</w:t>
+      </w:r>
+      <w:r>
+        <w:rPr>
+          <w:rFonts w:ascii="微软雅黑" w:eastAsia="微软雅黑" w:hAnsi="微软雅黑" w:hint="eastAsia"/>
+          <w:sz w:val="22"/>
+          <w:szCs w:val="22"/>
+        </w:rPr>
+        <w:t>动态</w:t>
+      </w:r>
+      <w:r>
+        <w:rPr>
+          <w:rFonts w:ascii="微软雅黑" w:eastAsia="微软雅黑" w:hAnsi="微软雅黑" w:hint="eastAsia"/>
+          <w:sz w:val="22"/>
+          <w:szCs w:val="22"/>
+        </w:rPr>
+        <w:t>效果</w:t>
       </w:r>
     </w:p>
     <w:p>
@@ -9014,7 +9176,7 @@
           </mc:Choice>
           <mc:Fallback>
             <w:pict>
-              <v:shapetype w14:anchorId="6F6B61A0" id="_x0000_t32" coordsize="21600,21600" o:spt="32" o:oned="t" path="m,l21600,21600e" filled="f">
+              <v:shapetype w14:anchorId="18A53966" id="_x0000_t32" coordsize="21600,21600" o:spt="32" o:oned="t" path="m,l21600,21600e" filled="f">
                 <v:path arrowok="t" fillok="f" o:connecttype="none"/>
                 <o:lock v:ext="edit" shapetype="t"/>
               </v:shapetype>
@@ -10508,8 +10670,8 @@
           <w:noProof/>
         </w:rPr>
         <w:drawing>
-          <wp:inline distT="0" distB="0" distL="0" distR="0" wp14:anchorId="0F064F78" wp14:editId="159EE1C8">
-            <wp:extent cx="4618990" cy="1760065"/>
+          <wp:inline distT="0" distB="0" distL="0" distR="0" wp14:anchorId="0F064F78" wp14:editId="10A17A53">
+            <wp:extent cx="4617731" cy="1759585"/>
             <wp:effectExtent l="0" t="0" r="0" b="0"/>
             <wp:docPr id="1829734521" name="图片 22"/>
             <wp:cNvGraphicFramePr>
@@ -10540,7 +10702,7 @@
                   <pic:spPr bwMode="auto">
                     <a:xfrm>
                       <a:off x="0" y="0"/>
-                      <a:ext cx="4623342" cy="1761723"/>
+                      <a:ext cx="4631423" cy="1764802"/>
                     </a:xfrm>
                     <a:prstGeom prst="rect">
                       <a:avLst/>
@@ -10568,8 +10730,791 @@
         </w:rPr>
       </w:pPr>
     </w:p>
+    <w:p>
+      <w:pPr>
+        <w:pStyle w:val="4"/>
+        <w:spacing w:before="0" w:after="120" w:line="240" w:lineRule="auto"/>
+        <w:rPr>
+          <w:rFonts w:ascii="微软雅黑" w:eastAsia="微软雅黑" w:hAnsi="微软雅黑" w:hint="eastAsia"/>
+          <w:sz w:val="22"/>
+          <w:szCs w:val="22"/>
+        </w:rPr>
+      </w:pPr>
+      <w:r>
+        <w:rPr>
+          <w:rFonts w:ascii="微软雅黑" w:eastAsia="微软雅黑" w:hAnsi="微软雅黑" w:hint="eastAsia"/>
+          <w:sz w:val="22"/>
+          <w:szCs w:val="22"/>
+        </w:rPr>
+        <w:t>8.</w:t>
+      </w:r>
+      <w:r>
+        <w:rPr>
+          <w:rFonts w:ascii="微软雅黑" w:eastAsia="微软雅黑" w:hAnsi="微软雅黑"/>
+          <w:sz w:val="22"/>
+          <w:szCs w:val="22"/>
+        </w:rPr>
+        <w:t xml:space="preserve"> </w:t>
+      </w:r>
+      <w:r>
+        <w:rPr>
+          <w:rFonts w:ascii="微软雅黑" w:eastAsia="微软雅黑" w:hAnsi="微软雅黑" w:hint="eastAsia"/>
+          <w:sz w:val="22"/>
+          <w:szCs w:val="22"/>
+        </w:rPr>
+        <w:t>战斗界面的细节调整</w:t>
+      </w:r>
+    </w:p>
+    <w:p>
+      <w:pPr>
+        <w:widowControl/>
+        <w:snapToGrid w:val="0"/>
+        <w:jc w:val="left"/>
+        <w:rPr>
+          <w:rFonts w:ascii="Tahoma" w:eastAsia="微软雅黑" w:hAnsi="Tahoma" w:cstheme="minorBidi"/>
+          <w:kern w:val="0"/>
+          <w:sz w:val="22"/>
+        </w:rPr>
+      </w:pPr>
+      <w:r>
+        <w:rPr>
+          <w:rFonts w:ascii="Tahoma" w:eastAsia="微软雅黑" w:hAnsi="Tahoma" w:cstheme="minorBidi" w:hint="eastAsia"/>
+          <w:kern w:val="0"/>
+          <w:sz w:val="22"/>
+        </w:rPr>
+        <w:t>在战斗界面中，小爱丽丝的气泡框，会看见这类似</w:t>
+      </w:r>
+      <w:r>
+        <w:rPr>
+          <w:rFonts w:ascii="Tahoma" w:eastAsia="微软雅黑" w:hAnsi="Tahoma" w:cstheme="minorBidi" w:hint="eastAsia"/>
+          <w:kern w:val="0"/>
+          <w:sz w:val="22"/>
+        </w:rPr>
+        <w:t>0.5</w:t>
+      </w:r>
+      <w:r>
+        <w:rPr>
+          <w:rFonts w:ascii="Tahoma" w:eastAsia="微软雅黑" w:hAnsi="Tahoma" w:cstheme="minorBidi" w:hint="eastAsia"/>
+          <w:kern w:val="0"/>
+          <w:sz w:val="22"/>
+        </w:rPr>
+        <w:t>像素的颜色缝隙。</w:t>
+      </w:r>
+    </w:p>
+    <w:p>
+      <w:pPr>
+        <w:widowControl/>
+        <w:jc w:val="center"/>
+        <w:rPr>
+          <w:rFonts w:ascii="Tahoma" w:eastAsia="微软雅黑" w:hAnsi="Tahoma" w:cstheme="minorBidi"/>
+          <w:kern w:val="0"/>
+          <w:sz w:val="22"/>
+        </w:rPr>
+      </w:pPr>
+      <w:r>
+        <w:rPr>
+          <w:noProof/>
+        </w:rPr>
+        <w:drawing>
+          <wp:inline distT="0" distB="0" distL="0" distR="0" wp14:anchorId="49079E2E" wp14:editId="5D41EB12">
+            <wp:extent cx="3649980" cy="1766329"/>
+            <wp:effectExtent l="0" t="0" r="7620" b="5715"/>
+            <wp:docPr id="467568588" name="图片 2"/>
+            <wp:cNvGraphicFramePr>
+              <a:graphicFrameLocks xmlns:a="http://schemas.openxmlformats.org/drawingml/2006/main" noChangeAspect="1"/>
+            </wp:cNvGraphicFramePr>
+            <a:graphic xmlns:a="http://schemas.openxmlformats.org/drawingml/2006/main">
+              <a:graphicData uri="http://schemas.openxmlformats.org/drawingml/2006/picture">
+                <pic:pic xmlns:pic="http://schemas.openxmlformats.org/drawingml/2006/picture">
+                  <pic:nvPicPr>
+                    <pic:cNvPr id="0" name="Picture 2"/>
+                    <pic:cNvPicPr>
+                      <a:picLocks noChangeAspect="1" noChangeArrowheads="1"/>
+                    </pic:cNvPicPr>
+                  </pic:nvPicPr>
+                  <pic:blipFill>
+                    <a:blip r:embed="rId54">
+                      <a:extLst>
+                        <a:ext uri="{28A0092B-C50C-407E-A947-70E740481C1C}">
+                          <a14:useLocalDpi xmlns:a14="http://schemas.microsoft.com/office/drawing/2010/main" val="0"/>
+                        </a:ext>
+                      </a:extLst>
+                    </a:blip>
+                    <a:srcRect/>
+                    <a:stretch>
+                      <a:fillRect/>
+                    </a:stretch>
+                  </pic:blipFill>
+                  <pic:spPr bwMode="auto">
+                    <a:xfrm>
+                      <a:off x="0" y="0"/>
+                      <a:ext cx="3666492" cy="1774320"/>
+                    </a:xfrm>
+                    <a:prstGeom prst="rect">
+                      <a:avLst/>
+                    </a:prstGeom>
+                    <a:noFill/>
+                    <a:ln>
+                      <a:noFill/>
+                    </a:ln>
+                  </pic:spPr>
+                </pic:pic>
+              </a:graphicData>
+            </a:graphic>
+          </wp:inline>
+        </w:drawing>
+      </w:r>
+    </w:p>
+    <w:p>
+      <w:pPr>
+        <w:widowControl/>
+        <w:snapToGrid w:val="0"/>
+        <w:jc w:val="left"/>
+        <w:rPr>
+          <w:rFonts w:ascii="Tahoma" w:eastAsia="微软雅黑" w:hAnsi="Tahoma" w:cstheme="minorBidi"/>
+          <w:kern w:val="0"/>
+          <w:sz w:val="22"/>
+        </w:rPr>
+      </w:pPr>
+      <w:r>
+        <w:rPr>
+          <w:rFonts w:ascii="Tahoma" w:eastAsia="微软雅黑" w:hAnsi="Tahoma" w:cstheme="minorBidi" w:hint="eastAsia"/>
+          <w:kern w:val="0"/>
+          <w:sz w:val="22"/>
+        </w:rPr>
+        <w:t>为了盖住缝隙，这里把尖角加高</w:t>
+      </w:r>
+      <w:r>
+        <w:rPr>
+          <w:rFonts w:ascii="Tahoma" w:eastAsia="微软雅黑" w:hAnsi="Tahoma" w:cstheme="minorBidi" w:hint="eastAsia"/>
+          <w:kern w:val="0"/>
+          <w:sz w:val="22"/>
+        </w:rPr>
+        <w:t>1</w:t>
+      </w:r>
+      <w:r>
+        <w:rPr>
+          <w:rFonts w:ascii="Tahoma" w:eastAsia="微软雅黑" w:hAnsi="Tahoma" w:cstheme="minorBidi" w:hint="eastAsia"/>
+          <w:kern w:val="0"/>
+          <w:sz w:val="22"/>
+        </w:rPr>
+        <w:t>像素，盖住边即可。</w:t>
+      </w:r>
+    </w:p>
+    <w:p>
+      <w:pPr>
+        <w:widowControl/>
+        <w:jc w:val="center"/>
+        <w:rPr>
+          <w:rFonts w:ascii="Tahoma" w:eastAsia="微软雅黑" w:hAnsi="Tahoma" w:cstheme="minorBidi"/>
+          <w:kern w:val="0"/>
+          <w:sz w:val="22"/>
+        </w:rPr>
+      </w:pPr>
+      <w:r>
+        <w:rPr>
+          <w:noProof/>
+        </w:rPr>
+        <w:drawing>
+          <wp:inline distT="0" distB="0" distL="0" distR="0" wp14:anchorId="7F24DE47" wp14:editId="10D3BD2F">
+            <wp:extent cx="2588628" cy="1470660"/>
+            <wp:effectExtent l="0" t="0" r="2540" b="0"/>
+            <wp:docPr id="1531654610" name="图片 3"/>
+            <wp:cNvGraphicFramePr>
+              <a:graphicFrameLocks xmlns:a="http://schemas.openxmlformats.org/drawingml/2006/main" noChangeAspect="1"/>
+            </wp:cNvGraphicFramePr>
+            <a:graphic xmlns:a="http://schemas.openxmlformats.org/drawingml/2006/main">
+              <a:graphicData uri="http://schemas.openxmlformats.org/drawingml/2006/picture">
+                <pic:pic xmlns:pic="http://schemas.openxmlformats.org/drawingml/2006/picture">
+                  <pic:nvPicPr>
+                    <pic:cNvPr id="0" name="Picture 4"/>
+                    <pic:cNvPicPr>
+                      <a:picLocks noChangeAspect="1" noChangeArrowheads="1"/>
+                    </pic:cNvPicPr>
+                  </pic:nvPicPr>
+                  <pic:blipFill>
+                    <a:blip r:embed="rId55">
+                      <a:extLst>
+                        <a:ext uri="{28A0092B-C50C-407E-A947-70E740481C1C}">
+                          <a14:useLocalDpi xmlns:a14="http://schemas.microsoft.com/office/drawing/2010/main" val="0"/>
+                        </a:ext>
+                      </a:extLst>
+                    </a:blip>
+                    <a:srcRect/>
+                    <a:stretch>
+                      <a:fillRect/>
+                    </a:stretch>
+                  </pic:blipFill>
+                  <pic:spPr bwMode="auto">
+                    <a:xfrm>
+                      <a:off x="0" y="0"/>
+                      <a:ext cx="2589956" cy="1471415"/>
+                    </a:xfrm>
+                    <a:prstGeom prst="rect">
+                      <a:avLst/>
+                    </a:prstGeom>
+                    <a:noFill/>
+                    <a:ln>
+                      <a:noFill/>
+                    </a:ln>
+                  </pic:spPr>
+                </pic:pic>
+              </a:graphicData>
+            </a:graphic>
+          </wp:inline>
+        </w:drawing>
+      </w:r>
+      <w:r>
+        <w:rPr>
+          <w:rFonts w:ascii="Tahoma" w:eastAsia="微软雅黑" w:hAnsi="Tahoma" w:cstheme="minorBidi" w:hint="eastAsia"/>
+          <w:kern w:val="0"/>
+          <w:sz w:val="22"/>
+        </w:rPr>
+        <w:t xml:space="preserve"> </w:t>
+      </w:r>
+      <w:r>
+        <w:rPr>
+          <w:noProof/>
+        </w:rPr>
+        <w:drawing>
+          <wp:inline distT="0" distB="0" distL="0" distR="0" wp14:anchorId="140433D8" wp14:editId="32CA57DF">
+            <wp:extent cx="1892204" cy="1463675"/>
+            <wp:effectExtent l="0" t="0" r="0" b="3175"/>
+            <wp:docPr id="423653694" name="图片 4"/>
+            <wp:cNvGraphicFramePr>
+              <a:graphicFrameLocks xmlns:a="http://schemas.openxmlformats.org/drawingml/2006/main" noChangeAspect="1"/>
+            </wp:cNvGraphicFramePr>
+            <a:graphic xmlns:a="http://schemas.openxmlformats.org/drawingml/2006/main">
+              <a:graphicData uri="http://schemas.openxmlformats.org/drawingml/2006/picture">
+                <pic:pic xmlns:pic="http://schemas.openxmlformats.org/drawingml/2006/picture">
+                  <pic:nvPicPr>
+                    <pic:cNvPr id="0" name="Picture 6"/>
+                    <pic:cNvPicPr>
+                      <a:picLocks noChangeAspect="1" noChangeArrowheads="1"/>
+                    </pic:cNvPicPr>
+                  </pic:nvPicPr>
+                  <pic:blipFill>
+                    <a:blip r:embed="rId56">
+                      <a:extLst>
+                        <a:ext uri="{28A0092B-C50C-407E-A947-70E740481C1C}">
+                          <a14:useLocalDpi xmlns:a14="http://schemas.microsoft.com/office/drawing/2010/main" val="0"/>
+                        </a:ext>
+                      </a:extLst>
+                    </a:blip>
+                    <a:srcRect/>
+                    <a:stretch>
+                      <a:fillRect/>
+                    </a:stretch>
+                  </pic:blipFill>
+                  <pic:spPr bwMode="auto">
+                    <a:xfrm>
+                      <a:off x="0" y="0"/>
+                      <a:ext cx="1903912" cy="1472732"/>
+                    </a:xfrm>
+                    <a:prstGeom prst="rect">
+                      <a:avLst/>
+                    </a:prstGeom>
+                    <a:noFill/>
+                    <a:ln>
+                      <a:noFill/>
+                    </a:ln>
+                  </pic:spPr>
+                </pic:pic>
+              </a:graphicData>
+            </a:graphic>
+          </wp:inline>
+        </w:drawing>
+      </w:r>
+    </w:p>
+    <w:p>
+      <w:pPr>
+        <w:widowControl/>
+        <w:snapToGrid w:val="0"/>
+        <w:jc w:val="left"/>
+        <w:rPr>
+          <w:rFonts w:ascii="Tahoma" w:eastAsia="微软雅黑" w:hAnsi="Tahoma" w:cstheme="minorBidi"/>
+          <w:kern w:val="0"/>
+          <w:sz w:val="22"/>
+        </w:rPr>
+      </w:pPr>
+      <w:r>
+        <w:rPr>
+          <w:rFonts w:ascii="Tahoma" w:eastAsia="微软雅黑" w:hAnsi="Tahoma" w:cstheme="minorBidi" w:hint="eastAsia"/>
+          <w:kern w:val="0"/>
+          <w:sz w:val="22"/>
+        </w:rPr>
+        <w:t>注意，加高后，还要设置</w:t>
+      </w:r>
+      <w:r>
+        <w:rPr>
+          <w:rFonts w:ascii="Tahoma" w:eastAsia="微软雅黑" w:hAnsi="Tahoma" w:cstheme="minorBidi" w:hint="eastAsia"/>
+          <w:kern w:val="0"/>
+          <w:sz w:val="22"/>
+        </w:rPr>
+        <w:t>y</w:t>
+      </w:r>
+      <w:r>
+        <w:rPr>
+          <w:rFonts w:ascii="Tahoma" w:eastAsia="微软雅黑" w:hAnsi="Tahoma" w:cstheme="minorBidi" w:hint="eastAsia"/>
+          <w:kern w:val="0"/>
+          <w:sz w:val="22"/>
+        </w:rPr>
+        <w:t>轴偏移，向上</w:t>
+      </w:r>
+      <w:r>
+        <w:rPr>
+          <w:rFonts w:ascii="Tahoma" w:eastAsia="微软雅黑" w:hAnsi="Tahoma" w:cstheme="minorBidi" w:hint="eastAsia"/>
+          <w:kern w:val="0"/>
+          <w:sz w:val="22"/>
+        </w:rPr>
+        <w:t>1</w:t>
+      </w:r>
+      <w:r>
+        <w:rPr>
+          <w:rFonts w:ascii="Tahoma" w:eastAsia="微软雅黑" w:hAnsi="Tahoma" w:cstheme="minorBidi" w:hint="eastAsia"/>
+          <w:kern w:val="0"/>
+          <w:sz w:val="22"/>
+        </w:rPr>
+        <w:t>像素，这样才能盖住。</w:t>
+      </w:r>
+    </w:p>
+    <w:p>
+      <w:pPr>
+        <w:widowControl/>
+        <w:snapToGrid w:val="0"/>
+        <w:jc w:val="left"/>
+        <w:rPr>
+          <w:rFonts w:ascii="Tahoma" w:eastAsia="微软雅黑" w:hAnsi="Tahoma" w:cstheme="minorBidi"/>
+          <w:kern w:val="0"/>
+          <w:sz w:val="22"/>
+        </w:rPr>
+      </w:pPr>
+      <w:r>
+        <w:rPr>
+          <w:rFonts w:ascii="Tahoma" w:eastAsia="微软雅黑" w:hAnsi="Tahoma" w:cstheme="minorBidi" w:hint="eastAsia"/>
+          <w:kern w:val="0"/>
+          <w:sz w:val="22"/>
+        </w:rPr>
+        <w:t>（因为尖角贴图</w:t>
+      </w:r>
+      <w:r>
+        <w:rPr>
+          <w:rFonts w:ascii="Tahoma" w:eastAsia="微软雅黑" w:hAnsi="Tahoma" w:cstheme="minorBidi" w:hint="eastAsia"/>
+          <w:kern w:val="0"/>
+          <w:sz w:val="22"/>
+        </w:rPr>
+        <w:t>加高后，贴图会向下延伸而不会向上，</w:t>
+      </w:r>
+      <w:r>
+        <w:rPr>
+          <w:rFonts w:ascii="Tahoma" w:eastAsia="微软雅黑" w:hAnsi="Tahoma" w:cstheme="minorBidi" w:hint="eastAsia"/>
+          <w:kern w:val="0"/>
+          <w:sz w:val="22"/>
+        </w:rPr>
+        <w:t>所以</w:t>
+      </w:r>
+      <w:r>
+        <w:rPr>
+          <w:rFonts w:ascii="Tahoma" w:eastAsia="微软雅黑" w:hAnsi="Tahoma" w:cstheme="minorBidi" w:hint="eastAsia"/>
+          <w:kern w:val="0"/>
+          <w:sz w:val="22"/>
+        </w:rPr>
+        <w:t>需要手动调偏移</w:t>
+      </w:r>
+      <w:r>
+        <w:rPr>
+          <w:rFonts w:ascii="Tahoma" w:eastAsia="微软雅黑" w:hAnsi="Tahoma" w:cstheme="minorBidi" w:hint="eastAsia"/>
+          <w:kern w:val="0"/>
+          <w:sz w:val="22"/>
+        </w:rPr>
+        <w:t>）</w:t>
+      </w:r>
+    </w:p>
+    <w:p>
+      <w:pPr>
+        <w:widowControl/>
+        <w:jc w:val="center"/>
+        <w:rPr>
+          <w:rFonts w:ascii="Tahoma" w:eastAsia="微软雅黑" w:hAnsi="Tahoma" w:cstheme="minorBidi"/>
+          <w:kern w:val="0"/>
+          <w:sz w:val="22"/>
+        </w:rPr>
+      </w:pPr>
+      <w:r>
+        <w:rPr>
+          <w:noProof/>
+        </w:rPr>
+        <w:drawing>
+          <wp:inline distT="0" distB="0" distL="0" distR="0" wp14:anchorId="464CF3EE" wp14:editId="5D17C80B">
+            <wp:extent cx="4549140" cy="1213600"/>
+            <wp:effectExtent l="0" t="0" r="3810" b="5715"/>
+            <wp:docPr id="1846351663" name="图片 5"/>
+            <wp:cNvGraphicFramePr>
+              <a:graphicFrameLocks xmlns:a="http://schemas.openxmlformats.org/drawingml/2006/main" noChangeAspect="1"/>
+            </wp:cNvGraphicFramePr>
+            <a:graphic xmlns:a="http://schemas.openxmlformats.org/drawingml/2006/main">
+              <a:graphicData uri="http://schemas.openxmlformats.org/drawingml/2006/picture">
+                <pic:pic xmlns:pic="http://schemas.openxmlformats.org/drawingml/2006/picture">
+                  <pic:nvPicPr>
+                    <pic:cNvPr id="0" name="Picture 8"/>
+                    <pic:cNvPicPr>
+                      <a:picLocks noChangeAspect="1" noChangeArrowheads="1"/>
+                    </pic:cNvPicPr>
+                  </pic:nvPicPr>
+                  <pic:blipFill>
+                    <a:blip r:embed="rId57">
+                      <a:extLst>
+                        <a:ext uri="{28A0092B-C50C-407E-A947-70E740481C1C}">
+                          <a14:useLocalDpi xmlns:a14="http://schemas.microsoft.com/office/drawing/2010/main" val="0"/>
+                        </a:ext>
+                      </a:extLst>
+                    </a:blip>
+                    <a:srcRect/>
+                    <a:stretch>
+                      <a:fillRect/>
+                    </a:stretch>
+                  </pic:blipFill>
+                  <pic:spPr bwMode="auto">
+                    <a:xfrm>
+                      <a:off x="0" y="0"/>
+                      <a:ext cx="4553267" cy="1214701"/>
+                    </a:xfrm>
+                    <a:prstGeom prst="rect">
+                      <a:avLst/>
+                    </a:prstGeom>
+                    <a:noFill/>
+                    <a:ln>
+                      <a:noFill/>
+                    </a:ln>
+                  </pic:spPr>
+                </pic:pic>
+              </a:graphicData>
+            </a:graphic>
+          </wp:inline>
+        </w:drawing>
+      </w:r>
+    </w:p>
+    <w:p>
+      <w:pPr>
+        <w:widowControl/>
+        <w:jc w:val="left"/>
+        <w:rPr>
+          <w:rFonts w:ascii="Tahoma" w:eastAsia="微软雅黑" w:hAnsi="Tahoma" w:cstheme="minorBidi"/>
+          <w:kern w:val="0"/>
+          <w:sz w:val="22"/>
+        </w:rPr>
+      </w:pPr>
+    </w:p>
+    <w:p>
+      <w:pPr>
+        <w:pStyle w:val="3"/>
+        <w:rPr>
+          <w:rFonts w:hint="eastAsia"/>
+        </w:rPr>
+      </w:pPr>
+      <w:r>
+        <w:rPr>
+          <w:rFonts w:hint="eastAsia"/>
+        </w:rPr>
+        <w:lastRenderedPageBreak/>
+        <w:t>设计科技气泡（指向）</w:t>
+      </w:r>
+    </w:p>
+    <w:p>
+      <w:pPr>
+        <w:widowControl/>
+        <w:snapToGrid w:val="0"/>
+        <w:jc w:val="left"/>
+        <w:rPr>
+          <w:rFonts w:ascii="Tahoma" w:eastAsia="微软雅黑" w:hAnsi="Tahoma"/>
+          <w:kern w:val="0"/>
+          <w:sz w:val="22"/>
+        </w:rPr>
+      </w:pPr>
+      <w:r>
+        <w:rPr>
+          <w:rFonts w:ascii="Tahoma" w:eastAsia="微软雅黑" w:hAnsi="Tahoma" w:hint="eastAsia"/>
+          <w:kern w:val="0"/>
+          <w:sz w:val="22"/>
+        </w:rPr>
+        <w:t>科技气泡的效果如下图。</w:t>
+      </w:r>
+    </w:p>
+    <w:p>
+      <w:pPr>
+        <w:widowControl/>
+        <w:snapToGrid w:val="0"/>
+        <w:jc w:val="left"/>
+        <w:rPr>
+          <w:rFonts w:ascii="Tahoma" w:eastAsia="微软雅黑" w:hAnsi="Tahoma"/>
+          <w:kern w:val="0"/>
+          <w:sz w:val="22"/>
+        </w:rPr>
+      </w:pPr>
+      <w:r>
+        <w:rPr>
+          <w:rFonts w:ascii="Tahoma" w:eastAsia="微软雅黑" w:hAnsi="Tahoma" w:hint="eastAsia"/>
+          <w:kern w:val="0"/>
+          <w:sz w:val="22"/>
+        </w:rPr>
+        <w:t>你可以去看看文档</w:t>
+      </w:r>
+      <w:r>
+        <w:rPr>
+          <w:rFonts w:ascii="Tahoma" w:eastAsia="微软雅黑" w:hAnsi="Tahoma" w:hint="eastAsia"/>
+          <w:kern w:val="0"/>
+          <w:sz w:val="22"/>
+        </w:rPr>
+        <w:t xml:space="preserve"> </w:t>
+      </w:r>
+      <w:proofErr w:type="gramStart"/>
+      <w:r>
+        <w:rPr>
+          <w:rFonts w:ascii="Tahoma" w:eastAsia="微软雅黑" w:hAnsi="Tahoma"/>
+          <w:kern w:val="0"/>
+          <w:sz w:val="22"/>
+        </w:rPr>
+        <w:t>”</w:t>
+      </w:r>
+      <w:proofErr w:type="gramEnd"/>
+      <w:r>
+        <w:rPr>
+          <w:rFonts w:ascii="Tahoma" w:eastAsia="微软雅黑" w:hAnsi="Tahoma" w:hint="eastAsia"/>
+          <w:color w:val="0070C0"/>
+          <w:kern w:val="0"/>
+          <w:sz w:val="22"/>
+        </w:rPr>
+        <w:t>15.</w:t>
+      </w:r>
+      <w:r>
+        <w:rPr>
+          <w:rFonts w:ascii="Tahoma" w:eastAsia="微软雅黑" w:hAnsi="Tahoma" w:hint="eastAsia"/>
+          <w:color w:val="0070C0"/>
+          <w:kern w:val="0"/>
+          <w:sz w:val="22"/>
+        </w:rPr>
+        <w:t>对话框</w:t>
+      </w:r>
+      <w:r>
+        <w:rPr>
+          <w:rFonts w:ascii="Tahoma" w:eastAsia="微软雅黑" w:hAnsi="Tahoma" w:hint="eastAsia"/>
+          <w:color w:val="0070C0"/>
+          <w:kern w:val="0"/>
+          <w:sz w:val="22"/>
+        </w:rPr>
+        <w:t xml:space="preserve"> </w:t>
+      </w:r>
+      <w:r>
+        <w:rPr>
+          <w:rFonts w:ascii="Tahoma" w:eastAsia="微软雅黑" w:hAnsi="Tahoma"/>
+          <w:color w:val="0070C0"/>
+          <w:kern w:val="0"/>
+          <w:sz w:val="22"/>
+        </w:rPr>
+        <w:t xml:space="preserve">&gt; </w:t>
+      </w:r>
+      <w:r>
+        <w:rPr>
+          <w:rFonts w:ascii="Tahoma" w:eastAsia="微软雅黑" w:hAnsi="Tahoma" w:hint="eastAsia"/>
+          <w:color w:val="0070C0"/>
+          <w:kern w:val="0"/>
+          <w:sz w:val="22"/>
+        </w:rPr>
+        <w:t>对话框设计</w:t>
+      </w:r>
+      <w:r>
+        <w:rPr>
+          <w:rFonts w:ascii="Tahoma" w:eastAsia="微软雅黑" w:hAnsi="Tahoma" w:hint="eastAsia"/>
+          <w:color w:val="0070C0"/>
+          <w:kern w:val="0"/>
+          <w:sz w:val="22"/>
+        </w:rPr>
+        <w:t>-</w:t>
+      </w:r>
+      <w:r>
+        <w:rPr>
+          <w:rFonts w:ascii="Tahoma" w:eastAsia="微软雅黑" w:hAnsi="Tahoma" w:hint="eastAsia"/>
+          <w:color w:val="0070C0"/>
+          <w:kern w:val="0"/>
+          <w:sz w:val="22"/>
+        </w:rPr>
+        <w:t>科技气泡</w:t>
+      </w:r>
+      <w:r>
+        <w:rPr>
+          <w:rFonts w:ascii="Tahoma" w:eastAsia="微软雅黑" w:hAnsi="Tahoma" w:hint="eastAsia"/>
+          <w:color w:val="0070C0"/>
+          <w:kern w:val="0"/>
+          <w:sz w:val="22"/>
+        </w:rPr>
+        <w:t>.docx</w:t>
+      </w:r>
+      <w:proofErr w:type="gramStart"/>
+      <w:r>
+        <w:rPr>
+          <w:rFonts w:ascii="Tahoma" w:eastAsia="微软雅黑" w:hAnsi="Tahoma"/>
+          <w:kern w:val="0"/>
+          <w:sz w:val="22"/>
+        </w:rPr>
+        <w:t>”</w:t>
+      </w:r>
+      <w:proofErr w:type="gramEnd"/>
+      <w:r>
+        <w:rPr>
+          <w:rFonts w:ascii="Tahoma" w:eastAsia="微软雅黑" w:hAnsi="Tahoma"/>
+          <w:kern w:val="0"/>
+          <w:sz w:val="22"/>
+        </w:rPr>
+        <w:t xml:space="preserve"> </w:t>
+      </w:r>
+      <w:r>
+        <w:rPr>
+          <w:rFonts w:ascii="Tahoma" w:eastAsia="微软雅黑" w:hAnsi="Tahoma" w:hint="eastAsia"/>
+          <w:kern w:val="0"/>
+          <w:sz w:val="22"/>
+        </w:rPr>
+        <w:t>。</w:t>
+      </w:r>
+    </w:p>
+    <w:p>
+      <w:pPr>
+        <w:widowControl/>
+        <w:adjustRightInd w:val="0"/>
+        <w:jc w:val="center"/>
+        <w:rPr>
+          <w:rFonts w:ascii="Tahoma" w:eastAsia="微软雅黑" w:hAnsi="Tahoma"/>
+          <w:kern w:val="0"/>
+          <w:sz w:val="22"/>
+        </w:rPr>
+      </w:pPr>
+      <w:r>
+        <w:rPr>
+          <w:noProof/>
+        </w:rPr>
+        <w:drawing>
+          <wp:inline distT="0" distB="0" distL="0" distR="0" wp14:anchorId="34373C5B" wp14:editId="46135197">
+            <wp:extent cx="2022307" cy="1330960"/>
+            <wp:effectExtent l="0" t="0" r="0" b="2540"/>
+            <wp:docPr id="1791651738" name="图片 10"/>
+            <wp:cNvGraphicFramePr>
+              <a:graphicFrameLocks xmlns:a="http://schemas.openxmlformats.org/drawingml/2006/main" noChangeAspect="1"/>
+            </wp:cNvGraphicFramePr>
+            <a:graphic xmlns:a="http://schemas.openxmlformats.org/drawingml/2006/main">
+              <a:graphicData uri="http://schemas.openxmlformats.org/drawingml/2006/picture">
+                <pic:pic xmlns:pic="http://schemas.openxmlformats.org/drawingml/2006/picture">
+                  <pic:nvPicPr>
+                    <pic:cNvPr id="0" name="Picture 21"/>
+                    <pic:cNvPicPr>
+                      <a:picLocks noChangeAspect="1" noChangeArrowheads="1"/>
+                    </pic:cNvPicPr>
+                  </pic:nvPicPr>
+                  <pic:blipFill>
+                    <a:blip r:embed="rId58">
+                      <a:extLst>
+                        <a:ext uri="{28A0092B-C50C-407E-A947-70E740481C1C}">
+                          <a14:useLocalDpi xmlns:a14="http://schemas.microsoft.com/office/drawing/2010/main" val="0"/>
+                        </a:ext>
+                      </a:extLst>
+                    </a:blip>
+                    <a:srcRect/>
+                    <a:stretch>
+                      <a:fillRect/>
+                    </a:stretch>
+                  </pic:blipFill>
+                  <pic:spPr bwMode="auto">
+                    <a:xfrm>
+                      <a:off x="0" y="0"/>
+                      <a:ext cx="2033257" cy="1338166"/>
+                    </a:xfrm>
+                    <a:prstGeom prst="rect">
+                      <a:avLst/>
+                    </a:prstGeom>
+                    <a:noFill/>
+                    <a:ln>
+                      <a:noFill/>
+                    </a:ln>
+                  </pic:spPr>
+                </pic:pic>
+              </a:graphicData>
+            </a:graphic>
+          </wp:inline>
+        </w:drawing>
+      </w:r>
+      <w:r>
+        <w:rPr>
+          <w:rFonts w:ascii="Tahoma" w:eastAsia="微软雅黑" w:hAnsi="Tahoma" w:hint="eastAsia"/>
+          <w:kern w:val="0"/>
+          <w:sz w:val="22"/>
+        </w:rPr>
+        <w:t xml:space="preserve"> </w:t>
+      </w:r>
+      <w:r>
+        <w:rPr>
+          <w:noProof/>
+        </w:rPr>
+        <w:drawing>
+          <wp:inline distT="0" distB="0" distL="0" distR="0" wp14:anchorId="6E2DE239" wp14:editId="714C92C6">
+            <wp:extent cx="2976896" cy="1337635"/>
+            <wp:effectExtent l="0" t="0" r="0" b="0"/>
+            <wp:docPr id="1028464168" name="图片 12"/>
+            <wp:cNvGraphicFramePr>
+              <a:graphicFrameLocks xmlns:a="http://schemas.openxmlformats.org/drawingml/2006/main" noChangeAspect="1"/>
+            </wp:cNvGraphicFramePr>
+            <a:graphic xmlns:a="http://schemas.openxmlformats.org/drawingml/2006/main">
+              <a:graphicData uri="http://schemas.openxmlformats.org/drawingml/2006/picture">
+                <pic:pic xmlns:pic="http://schemas.openxmlformats.org/drawingml/2006/picture">
+                  <pic:nvPicPr>
+                    <pic:cNvPr id="0" name="Picture 25"/>
+                    <pic:cNvPicPr>
+                      <a:picLocks noChangeAspect="1" noChangeArrowheads="1"/>
+                    </pic:cNvPicPr>
+                  </pic:nvPicPr>
+                  <pic:blipFill>
+                    <a:blip r:embed="rId59">
+                      <a:extLst>
+                        <a:ext uri="{28A0092B-C50C-407E-A947-70E740481C1C}">
+                          <a14:useLocalDpi xmlns:a14="http://schemas.microsoft.com/office/drawing/2010/main" val="0"/>
+                        </a:ext>
+                      </a:extLst>
+                    </a:blip>
+                    <a:srcRect/>
+                    <a:stretch>
+                      <a:fillRect/>
+                    </a:stretch>
+                  </pic:blipFill>
+                  <pic:spPr bwMode="auto">
+                    <a:xfrm>
+                      <a:off x="0" y="0"/>
+                      <a:ext cx="3004410" cy="1349998"/>
+                    </a:xfrm>
+                    <a:prstGeom prst="rect">
+                      <a:avLst/>
+                    </a:prstGeom>
+                    <a:noFill/>
+                    <a:ln>
+                      <a:noFill/>
+                    </a:ln>
+                  </pic:spPr>
+                </pic:pic>
+              </a:graphicData>
+            </a:graphic>
+          </wp:inline>
+        </w:drawing>
+      </w:r>
+    </w:p>
+    <w:p>
+      <w:pPr>
+        <w:widowControl/>
+        <w:jc w:val="left"/>
+        <w:rPr>
+          <w:rFonts w:ascii="Tahoma" w:eastAsia="微软雅黑" w:hAnsi="Tahoma" w:cstheme="minorBidi"/>
+          <w:kern w:val="0"/>
+          <w:sz w:val="22"/>
+        </w:rPr>
+      </w:pPr>
+    </w:p>
     <w:sectPr>
-      <w:headerReference w:type="default" r:id="rId54"/>
+      <w:headerReference w:type="default" r:id="rId60"/>
       <w:pgSz w:w="11906" w:h="16838"/>
       <w:pgMar w:top="1440" w:right="1800" w:bottom="1440" w:left="1800" w:header="851" w:footer="992" w:gutter="0"/>
       <w:cols w:space="425"/>
